--- a/reports/Raport_Chatbot_FAQ.docx
+++ b/reports/Raport_Chatbot_FAQ.docx
@@ -251,6 +251,15 @@
     </w:p>
     <w:p>
       <w:pPr>
+        <w:pStyle w:val="Heading2"/>
+        <w:spacing w:after="100" w:before="180"/>
+      </w:pPr>
+      <w:r>
+        <w:t xml:space="preserve">4.4. Îmbunătățirea 3: combinarea metodelor (medie ponderată)</w:t>
+      </w:r>
+    </w:p>
+    <w:p>
+      <w:pPr>
         <w:spacing w:after="120" w:line="276"/>
         <w:jc w:val="both"/>
       </w:pPr>
@@ -259,7 +268,20 @@
           <w:sz w:val="22"/>
           <w:szCs w:val="22"/>
         </w:rPr>
-        <w:t xml:space="preserve">Proiectul include și o a patra variantă, opțională, bazată pe embeddings neuronale multilingve (sentence-transformers, modelul paraphrase-multilingual-MiniLM-L12-v2). Aceasta necesită descărcarea unui model preantrenat de circa 470 MB și este documentată în README; evaluarea de mai jos acoperă cele trei variante care rulează fără dependențe externe.</w:t>
+        <w:t xml:space="preserve">Analiza erorilor a arătat că cele trei metode greșesc pe întrebări diferite: varianta lexicală ratează parafrazele, iar cea semantică inversează uneori ranguri în categoriile dense. Metoda combinată exploatează această complementaritate: scorul final al fiecărui document este media ponderată a scorurilor celor trei metode (ponderi 0.2 pentru cuvinte-cheie, 0.4 pentru TF-IDF, 0.4 pentru LSA – proporționale cu performanța individuală, fixate înainte de evaluare). Toate scorurile sunt în intervalul [0, 1] (Jaccard, respectiv similarități cosinus), deci pot fi combinate direct, fără renormalizare. Este o formă simplă de ansamblu (score fusion), frecvent folosită în sistemele de regăsire a informației.</w:t>
+      </w:r>
+    </w:p>
+    <w:p>
+      <w:pPr>
+        <w:spacing w:after="120" w:line="276"/>
+        <w:jc w:val="both"/>
+      </w:pPr>
+      <w:r>
+        <w:rPr>
+          <w:sz w:val="22"/>
+          <w:szCs w:val="22"/>
+        </w:rPr>
+        <w:t xml:space="preserve">Proiectul include și o variantă suplimentară, opțională, bazată pe embeddings neuronale multilingve (sentence-transformers, modelul paraphrase-multilingual-MiniLM-L12-v2). Aceasta necesită descărcarea unui model preantrenat de circa 470 MB și este documentată în README; evaluarea de mai jos acoperă cele trei variante care rulează fără dependențe externe.</w:t>
       </w:r>
     </w:p>
     <w:p>
@@ -876,6 +898,152 @@
           </w:p>
         </w:tc>
       </w:tr>
+      <w:tr>
+        <w:tc>
+          <w:tcPr>
+            <w:tcW w:type="dxa" w:w="2600"/>
+            <w:shd w:fill="EEF2F8" w:val="clear"/>
+            <w:tcMar>
+              <w:top w:type="dxa" w:w="60"/>
+              <w:left w:type="dxa" w:w="100"/>
+              <w:bottom w:type="dxa" w:w="60"/>
+              <w:right w:type="dxa" w:w="100"/>
+            </w:tcMar>
+          </w:tcPr>
+          <w:p>
+            <w:r>
+              <w:rPr>
+                <w:b/>
+                <w:bCs/>
+                <w:color w:val="000000"/>
+                <w:sz w:val="20"/>
+                <w:szCs w:val="20"/>
+              </w:rPr>
+              <w:t xml:space="preserve">Combinat (medie ponderată)</w:t>
+            </w:r>
+          </w:p>
+        </w:tc>
+        <w:tc>
+          <w:tcPr>
+            <w:tcW w:type="dxa" w:w="1300"/>
+            <w:shd w:fill="EEF2F8" w:val="clear"/>
+            <w:tcMar>
+              <w:top w:type="dxa" w:w="60"/>
+              <w:left w:type="dxa" w:w="100"/>
+              <w:bottom w:type="dxa" w:w="60"/>
+              <w:right w:type="dxa" w:w="100"/>
+            </w:tcMar>
+          </w:tcPr>
+          <w:p>
+            <w:r>
+              <w:rPr>
+                <w:b/>
+                <w:bCs/>
+                <w:color w:val="000000"/>
+                <w:sz w:val="20"/>
+                <w:szCs w:val="20"/>
+              </w:rPr>
+              <w:t xml:space="preserve">0.850</w:t>
+            </w:r>
+          </w:p>
+        </w:tc>
+        <w:tc>
+          <w:tcPr>
+            <w:tcW w:type="dxa" w:w="1300"/>
+            <w:shd w:fill="EEF2F8" w:val="clear"/>
+            <w:tcMar>
+              <w:top w:type="dxa" w:w="60"/>
+              <w:left w:type="dxa" w:w="100"/>
+              <w:bottom w:type="dxa" w:w="60"/>
+              <w:right w:type="dxa" w:w="100"/>
+            </w:tcMar>
+          </w:tcPr>
+          <w:p>
+            <w:r>
+              <w:rPr>
+                <w:b/>
+                <w:bCs/>
+                <w:color w:val="000000"/>
+                <w:sz w:val="20"/>
+                <w:szCs w:val="20"/>
+              </w:rPr>
+              <w:t xml:space="preserve">0.950</w:t>
+            </w:r>
+          </w:p>
+        </w:tc>
+        <w:tc>
+          <w:tcPr>
+            <w:tcW w:type="dxa" w:w="1300"/>
+            <w:shd w:fill="EEF2F8" w:val="clear"/>
+            <w:tcMar>
+              <w:top w:type="dxa" w:w="60"/>
+              <w:left w:type="dxa" w:w="100"/>
+              <w:bottom w:type="dxa" w:w="60"/>
+              <w:right w:type="dxa" w:w="100"/>
+            </w:tcMar>
+          </w:tcPr>
+          <w:p>
+            <w:r>
+              <w:rPr>
+                <w:b/>
+                <w:bCs/>
+                <w:color w:val="000000"/>
+                <w:sz w:val="20"/>
+                <w:szCs w:val="20"/>
+              </w:rPr>
+              <w:t xml:space="preserve">0.975</w:t>
+            </w:r>
+          </w:p>
+        </w:tc>
+        <w:tc>
+          <w:tcPr>
+            <w:tcW w:type="dxa" w:w="1300"/>
+            <w:shd w:fill="EEF2F8" w:val="clear"/>
+            <w:tcMar>
+              <w:top w:type="dxa" w:w="60"/>
+              <w:left w:type="dxa" w:w="100"/>
+              <w:bottom w:type="dxa" w:w="60"/>
+              <w:right w:type="dxa" w:w="100"/>
+            </w:tcMar>
+          </w:tcPr>
+          <w:p>
+            <w:r>
+              <w:rPr>
+                <w:b/>
+                <w:bCs/>
+                <w:color w:val="000000"/>
+                <w:sz w:val="20"/>
+                <w:szCs w:val="20"/>
+              </w:rPr>
+              <w:t xml:space="preserve">0.899</w:t>
+            </w:r>
+          </w:p>
+        </w:tc>
+        <w:tc>
+          <w:tcPr>
+            <w:tcW w:type="dxa" w:w="1560"/>
+            <w:shd w:fill="EEF2F8" w:val="clear"/>
+            <w:tcMar>
+              <w:top w:type="dxa" w:w="60"/>
+              <w:left w:type="dxa" w:w="100"/>
+              <w:bottom w:type="dxa" w:w="60"/>
+              <w:right w:type="dxa" w:w="100"/>
+            </w:tcMar>
+          </w:tcPr>
+          <w:p>
+            <w:r>
+              <w:rPr>
+                <w:b/>
+                <w:bCs/>
+                <w:color w:val="000000"/>
+                <w:sz w:val="20"/>
+                <w:szCs w:val="20"/>
+              </w:rPr>
+              <w:t xml:space="preserve">8.42</w:t>
+            </w:r>
+          </w:p>
+        </w:tc>
+      </w:tr>
     </w:tbl>
     <w:p>
       <w:pPr>
@@ -892,7 +1060,7 @@
           <w:sz w:val="22"/>
           <w:szCs w:val="22"/>
         </w:rPr>
-        <w:t xml:space="preserve">Varianta de bază rezolvă corect din prima doar jumătate din întrebări (20/40), confirmând că suprapunerea exactă de cuvinte nu face față parafrazelor. TF-IDF cu n-grame de caractere urcă recall@1 la 0.775 și recall@3 la 0.95: majoritatea greșelilor de rang 1 rămân totuși în primele trei rezultate, deci utilizatorul vede răspunsul corect printre alternative. Varianta semantică LSA obține cel mai bun recall@1 (0.825, adică 33/40 întrebări) și cel mai bun MRR (0.881), rezolvând cazuri în care interogarea și întrebarea din FAQ nu împart aproape niciun cuvânt. Diferența de timp (sub 5 ms pe întrebare la toate metodele) este irelevantă practic.</w:t>
+        <w:t xml:space="preserve">Varianta de bază rezolvă corect din prima doar jumătate din întrebări (20/40), confirmând că suprapunerea exactă de cuvinte nu face față parafrazelor. TF-IDF cu n-grame de caractere urcă recall@1 la 0.775 și recall@3 la 0.95: majoritatea greșelilor de rang 1 rămân totuși în primele trei rezultate, deci utilizatorul vede răspunsul corect printre alternative. Varianta semantică LSA obține cel mai bun rezultat individual la recall@1 (0.825), rezolvând cazuri în care interogarea și întrebarea din FAQ nu împart aproape niciun cuvânt. Metoda combinată depășește toate variantele individuale: recall@1 de 0.850 (34/40 de întrebări) și MRR de 0.899, confirmând ipoteza complementarității – acolo unde o metodă ezită, celelalte o corectează prin vot ponderat. Diferența de timp (sub 10 ms pe întrebare la toate metodele) este irelevantă practic.</w:t>
       </w:r>
     </w:p>
     <w:p>
@@ -1038,7 +1206,7 @@
           <w:sz w:val="22"/>
           <w:szCs w:val="22"/>
         </w:rPr>
-        <w:t xml:space="preserve">Tabelul de mai jos prezintă erori reprezentative ale variantei semantice (rezultatele complete, per întrebare și per metodă, sunt salvate în reports/rezultate/detalii_*.csv):</w:t>
+        <w:t xml:space="preserve">Tabelul de mai jos prezintă erori reprezentative ale variantei semantice, care persistă în mare parte și la metoda combinată (rezultatele complete, per întrebare și per metodă, sunt salvate în reports/rezultate/detalii_*.csv):</w:t>
       </w:r>
     </w:p>
     <w:tbl>
@@ -1439,7 +1607,7 @@
           <w:sz w:val="22"/>
           <w:szCs w:val="22"/>
         </w:rPr>
-        <w:t xml:space="preserve">Proiectul demonstrează, pe o problemă realistă, întregul lanț al unui sistem de regăsire a informației: construirea datelor, o variantă de bază, două îmbunătățiri succesive, evaluare cantitativă cu metrici adecvate și analiză calitativă a erorilor. Trecerea de la căutarea prin cuvinte-cheie la căutarea semantică crește recall@1 de la 0.50 la 0.825 – o îmbunătățire de 65% relativ – iar recall@5 atinge 0.975, adică o singură întrebare din 40 rămâne nerezolvată în primele cinci rezultate.</w:t>
+        <w:t xml:space="preserve">Proiectul demonstrează, pe o problemă realistă, întregul lanț al unui sistem de regăsire a informației: construirea datelor, o variantă de bază, două îmbunătățiri succesive, evaluare cantitativă cu metrici adecvate și analiză calitativă a erorilor. Trecerea de la căutarea prin cuvinte-cheie la căutarea semantică, apoi la metoda combinată, crește recall@1 de la 0.50 la 0.850 – o îmbunătățire de 70% relativ – iar recall@5 atinge 0.975, adică o singură întrebare din 40 rămâne nerezolvată în primele cinci rezultate.</w:t>
       </w:r>
     </w:p>
     <w:p>
